--- a/1_Documentazione/Diario2Mateo.docx
+++ b/1_Documentazione/Diario2Mateo.docx
@@ -296,7 +296,7 @@
               <w:rPr>
                 <w:rFonts w:ascii="Arial" w:hAnsi="Arial" w:cs="Arial"/>
               </w:rPr>
-              <w:t>Xaml calendario</w:t>
+              <w:t>CS Home page</w:t>
             </w:r>
           </w:p>
           <w:p>
@@ -315,6 +315,24 @@
                 <w:rFonts w:ascii="Arial" w:hAnsi="Arial" w:cs="Arial"/>
               </w:rPr>
               <w:t>Xaml materie</w:t>
+            </w:r>
+          </w:p>
+          <w:p>
+            <w:pPr>
+              <w:pStyle w:val="Paragrafoelenco"/>
+              <w:numPr>
+                <w:ilvl w:val="0"/>
+                <w:numId w:val="1"/>
+              </w:numPr>
+              <w:rPr>
+                <w:rFonts w:ascii="Arial" w:hAnsi="Arial" w:cs="Arial"/>
+              </w:rPr>
+            </w:pPr>
+            <w:r>
+              <w:rPr>
+                <w:rFonts w:ascii="Arial" w:hAnsi="Arial" w:cs="Arial"/>
+              </w:rPr>
+              <w:t>CS materie</w:t>
             </w:r>
           </w:p>
         </w:tc>
@@ -2100,6 +2118,7 @@
   <w:style w:type="character" w:default="1" w:styleId="Carpredefinitoparagrafo">
     <w:name w:val="Default Paragraph Font"/>
     <w:uiPriority w:val="1"/>
+    <w:semiHidden/>
     <w:unhideWhenUsed/>
   </w:style>
   <w:style w:type="table" w:default="1" w:styleId="Tabellanormale">
@@ -2848,6 +2867,7 @@
     <w:rsid w:val="007F0AFB"/>
     <w:rsid w:val="007F4556"/>
     <w:rsid w:val="007F5CF1"/>
+    <w:rsid w:val="00803ACD"/>
     <w:rsid w:val="0080736A"/>
     <w:rsid w:val="00810BCD"/>
     <w:rsid w:val="00835566"/>
@@ -2876,6 +2896,7 @@
     <w:rsid w:val="00A50FCC"/>
     <w:rsid w:val="00A722D4"/>
     <w:rsid w:val="00A817CA"/>
+    <w:rsid w:val="00AB1762"/>
     <w:rsid w:val="00AE32CB"/>
     <w:rsid w:val="00AE405E"/>
     <w:rsid w:val="00B016E5"/>
